--- a/guj/docx/009.content.docx
+++ b/guj/docx/009.content.docx
@@ -421,18 +421,12 @@
           <w:lang w:val="gu_IN" w:bidi="gu_IN"/>
         </w:rPr>
       </w:r>
-      <w:hyperlink r:id="rId13">
-        <w:r>
-          <w:rPr>
-            <w:lang w:val="gu_IN" w:bidi="gu_IN"/>
-          </w:rPr>
-          <w:rPr>
-            <w:color w:val="0000EE"/>
-            <w:u w:val="single"/>
-          </w:rPr>
-          <w:t>1 શમુએલ 10:3–4</w:t>
-        </w:r>
-      </w:hyperlink>
+      <w:r>
+        <w:rPr>
+          <w:lang w:val="gu_IN" w:bidi="gu_IN"/>
+        </w:rPr>
+        <w:t>1 શમુએલ 10:3–4</w:t>
+      </w:r>
     </w:p>
     <w:p>
       <w:pPr>
@@ -445,18 +439,12 @@
           <w:lang w:val="gu_IN" w:bidi="gu_IN"/>
         </w:rPr>
       </w:r>
-      <w:hyperlink r:id="rId14">
-        <w:r>
-          <w:rPr>
-            <w:lang w:val="gu_IN" w:bidi="gu_IN"/>
-          </w:rPr>
-          <w:rPr>
-            <w:color w:val="0000EE"/>
-            <w:u w:val="single"/>
-          </w:rPr>
-          <w:t>ઉત્પત્તિ 13:16–18</w:t>
-        </w:r>
-      </w:hyperlink>
+      <w:r>
+        <w:rPr>
+          <w:lang w:val="gu_IN" w:bidi="gu_IN"/>
+        </w:rPr>
+        <w:t>ઉત્પત્તિ 13:16–18</w:t>
+      </w:r>
     </w:p>
     <w:p>
       <w:pPr>
@@ -469,18 +457,12 @@
           <w:lang w:val="gu_IN" w:bidi="gu_IN"/>
         </w:rPr>
       </w:r>
-      <w:hyperlink r:id="rId15">
-        <w:r>
-          <w:rPr>
-            <w:lang w:val="gu_IN" w:bidi="gu_IN"/>
-          </w:rPr>
-          <w:rPr>
-            <w:color w:val="0000EE"/>
-            <w:u w:val="single"/>
-          </w:rPr>
-          <w:t>ઉત્પત્તિ 14:13–14</w:t>
-        </w:r>
-      </w:hyperlink>
+      <w:r>
+        <w:rPr>
+          <w:lang w:val="gu_IN" w:bidi="gu_IN"/>
+        </w:rPr>
+        <w:t>ઉત્પત્તિ 14:13–14</w:t>
+      </w:r>
     </w:p>
     <w:p>
       <w:pPr>
@@ -493,18 +475,12 @@
           <w:lang w:val="gu_IN" w:bidi="gu_IN"/>
         </w:rPr>
       </w:r>
-      <w:hyperlink r:id="rId16">
-        <w:r>
-          <w:rPr>
-            <w:lang w:val="gu_IN" w:bidi="gu_IN"/>
-          </w:rPr>
-          <w:rPr>
-            <w:color w:val="0000EE"/>
-            <w:u w:val="single"/>
-          </w:rPr>
-          <w:t>ઉત્પત્તિ 35:4–5</w:t>
-        </w:r>
-      </w:hyperlink>
+      <w:r>
+        <w:rPr>
+          <w:lang w:val="gu_IN" w:bidi="gu_IN"/>
+        </w:rPr>
+        <w:t>ઉત્પત્તિ 35:4–5</w:t>
+      </w:r>
     </w:p>
     <w:p>
       <w:pPr>
@@ -517,18 +493,12 @@
           <w:lang w:val="gu_IN" w:bidi="gu_IN"/>
         </w:rPr>
       </w:r>
-      <w:hyperlink r:id="rId17">
-        <w:r>
-          <w:rPr>
-            <w:lang w:val="gu_IN" w:bidi="gu_IN"/>
-          </w:rPr>
-          <w:rPr>
-            <w:color w:val="0000EE"/>
-            <w:u w:val="single"/>
-          </w:rPr>
-          <w:t>ન્યાયાધીશો 6:11–12</w:t>
-        </w:r>
-      </w:hyperlink>
+      <w:r>
+        <w:rPr>
+          <w:lang w:val="gu_IN" w:bidi="gu_IN"/>
+        </w:rPr>
+        <w:t>ન્યાયાધીશો 6:11–12</w:t>
+      </w:r>
     </w:p>
     <w:p>
       <w:pPr>
@@ -933,18 +903,12 @@
           <w:lang w:val="gu_IN" w:bidi="gu_IN"/>
         </w:rPr>
       </w:r>
-      <w:hyperlink r:id="rId18">
-        <w:r>
-          <w:rPr>
-            <w:lang w:val="gu_IN" w:bidi="gu_IN"/>
-          </w:rPr>
-          <w:rPr>
-            <w:color w:val="0000EE"/>
-            <w:u w:val="single"/>
-          </w:rPr>
-          <w:t>1 કાળવૃતાંત 3:21</w:t>
-        </w:r>
-      </w:hyperlink>
+      <w:r>
+        <w:rPr>
+          <w:lang w:val="gu_IN" w:bidi="gu_IN"/>
+        </w:rPr>
+        <w:t>1 કાળવૃતાંત 3:21</w:t>
+      </w:r>
     </w:p>
     <w:p>
       <w:pPr>
@@ -957,18 +921,12 @@
           <w:lang w:val="gu_IN" w:bidi="gu_IN"/>
         </w:rPr>
       </w:r>
-      <w:hyperlink r:id="rId19">
-        <w:r>
-          <w:rPr>
-            <w:lang w:val="gu_IN" w:bidi="gu_IN"/>
-          </w:rPr>
-          <w:rPr>
-            <w:color w:val="0000EE"/>
-            <w:u w:val="single"/>
-          </w:rPr>
-          <w:t>1 કાળવૃતાંત 8:38–40</w:t>
-        </w:r>
-      </w:hyperlink>
+      <w:r>
+        <w:rPr>
+          <w:lang w:val="gu_IN" w:bidi="gu_IN"/>
+        </w:rPr>
+        <w:t>1 કાળવૃતાંત 8:38–40</w:t>
+      </w:r>
     </w:p>
     <w:p>
       <w:pPr>
@@ -981,18 +939,12 @@
           <w:lang w:val="gu_IN" w:bidi="gu_IN"/>
         </w:rPr>
       </w:r>
-      <w:hyperlink r:id="rId20">
-        <w:r>
-          <w:rPr>
-            <w:lang w:val="gu_IN" w:bidi="gu_IN"/>
-          </w:rPr>
-          <w:rPr>
-            <w:color w:val="0000EE"/>
-            <w:u w:val="single"/>
-          </w:rPr>
-          <w:t>એઝરા 8:8–11</w:t>
-        </w:r>
-      </w:hyperlink>
+      <w:r>
+        <w:rPr>
+          <w:lang w:val="gu_IN" w:bidi="gu_IN"/>
+        </w:rPr>
+        <w:t>એઝરા 8:8–11</w:t>
+      </w:r>
     </w:p>
     <w:p>
       <w:pPr>
@@ -1005,18 +957,12 @@
           <w:lang w:val="gu_IN" w:bidi="gu_IN"/>
         </w:rPr>
       </w:r>
-      <w:hyperlink r:id="rId21">
-        <w:r>
-          <w:rPr>
-            <w:lang w:val="gu_IN" w:bidi="gu_IN"/>
-          </w:rPr>
-          <w:rPr>
-            <w:color w:val="0000EE"/>
-            <w:u w:val="single"/>
-          </w:rPr>
-          <w:t>ઓબાદ્યા 1:1–2</w:t>
-        </w:r>
-      </w:hyperlink>
+      <w:r>
+        <w:rPr>
+          <w:lang w:val="gu_IN" w:bidi="gu_IN"/>
+        </w:rPr>
+        <w:t>ઓબાદ્યા 1:1–2</w:t>
+      </w:r>
     </w:p>
     <w:p>
       <w:pPr>
@@ -1501,18 +1447,12 @@
           <w:lang w:val="gu_IN" w:bidi="gu_IN"/>
         </w:rPr>
       </w:r>
-      <w:hyperlink r:id="rId22">
-        <w:r>
-          <w:rPr>
-            <w:lang w:val="gu_IN" w:bidi="gu_IN"/>
-          </w:rPr>
-          <w:rPr>
-            <w:color w:val="0000EE"/>
-            <w:u w:val="single"/>
-          </w:rPr>
-          <w:t>યર્મિયા 29:1–3</w:t>
-        </w:r>
-      </w:hyperlink>
+      <w:r>
+        <w:rPr>
+          <w:lang w:val="gu_IN" w:bidi="gu_IN"/>
+        </w:rPr>
+        <w:t>યર્મિયા 29:1–3</w:t>
+      </w:r>
     </w:p>
     <w:p>
       <w:pPr>
@@ -1525,18 +1465,12 @@
           <w:lang w:val="gu_IN" w:bidi="gu_IN"/>
         </w:rPr>
       </w:r>
-      <w:hyperlink r:id="rId23">
-        <w:r>
-          <w:rPr>
-            <w:lang w:val="gu_IN" w:bidi="gu_IN"/>
-          </w:rPr>
-          <w:rPr>
-            <w:color w:val="0000EE"/>
-            <w:u w:val="single"/>
-          </w:rPr>
-          <w:t>લૂક 4:16–17</w:t>
-        </w:r>
-      </w:hyperlink>
+      <w:r>
+        <w:rPr>
+          <w:lang w:val="gu_IN" w:bidi="gu_IN"/>
+        </w:rPr>
+        <w:t>લૂક 4:16–17</w:t>
+      </w:r>
     </w:p>
     <w:p>
       <w:pPr>
@@ -1549,18 +1483,12 @@
           <w:lang w:val="gu_IN" w:bidi="gu_IN"/>
         </w:rPr>
       </w:r>
-      <w:hyperlink r:id="rId24">
-        <w:r>
-          <w:rPr>
-            <w:lang w:val="gu_IN" w:bidi="gu_IN"/>
-          </w:rPr>
-          <w:rPr>
-            <w:color w:val="0000EE"/>
-            <w:u w:val="single"/>
-          </w:rPr>
-          <w:t>ગણના 21:14–15</w:t>
-        </w:r>
-      </w:hyperlink>
+      <w:r>
+        <w:rPr>
+          <w:lang w:val="gu_IN" w:bidi="gu_IN"/>
+        </w:rPr>
+        <w:t>ગણના 21:14–15</w:t>
+      </w:r>
     </w:p>
     <w:p>
       <w:pPr>
@@ -1573,18 +1501,12 @@
           <w:lang w:val="gu_IN" w:bidi="gu_IN"/>
         </w:rPr>
       </w:r>
-      <w:hyperlink r:id="rId25">
-        <w:r>
-          <w:rPr>
-            <w:lang w:val="gu_IN" w:bidi="gu_IN"/>
-          </w:rPr>
-          <w:rPr>
-            <w:color w:val="0000EE"/>
-            <w:u w:val="single"/>
-          </w:rPr>
-          <w:t>પ્રકટીકરણ 5:1–2</w:t>
-        </w:r>
-      </w:hyperlink>
+      <w:r>
+        <w:rPr>
+          <w:lang w:val="gu_IN" w:bidi="gu_IN"/>
+        </w:rPr>
+        <w:t>પ્રકટીકરણ 5:1–2</w:t>
+      </w:r>
     </w:p>
     <w:p>
       <w:pPr>
